--- a/AV_Aldo_Martinez_004D_BackToMe/Fase 1/Evidencias Individuales/Urrutia_Mauricio_1.1_APT122_AutoevaluacionCompetenciasFase1.docx
+++ b/AV_Aldo_Martinez_004D_BackToMe/Fase 1/Evidencias Individuales/Urrutia_Mauricio_1.1_APT122_AutoevaluacionCompetenciasFase1.docx
@@ -1585,7 +1585,7 @@
                 <w:vertAlign w:val="baseline"/>
                 <w:rtl w:val="0"/>
               </w:rPr>
-              <w:t xml:space="preserve">Escuela</w:t>
+              <w:t>Informática y Telecomunicaciones</w:t>
             </w:r>
             <w:r>
               <w:rPr>
@@ -1701,6 +1701,9 @@
                 <w:rtl w:val="0"/>
               </w:rPr>
             </w:r>
+            <w:r>
+              <w:t>Mauricio Alexander Urrutia Chandia</w:t>
+            </w:r>
           </w:p>
         </w:tc>
       </w:tr>
@@ -1810,6 +1813,9 @@
                 <w:rtl w:val="0"/>
               </w:rPr>
             </w:r>
+            <w:r>
+              <w:t>1446114 - Ingeniería en Informática</w:t>
+            </w:r>
           </w:p>
         </w:tc>
       </w:tr>
@@ -1918,6 +1924,9 @@
               <w:rPr>
                 <w:rtl w:val="0"/>
               </w:rPr>
+            </w:r>
+            <w:r>
+              <w:t>2023</w:t>
             </w:r>
           </w:p>
         </w:tc>
@@ -2398,119 +2407,128 @@
                 <w:rtl w:val="0"/>
               </w:rPr>
             </w:r>
-          </w:p>
-        </w:tc>
-        <w:tc>
-          <w:tcPr/>
-          <w:p>
-            <w:pPr>
-              <w:jc w:val="center"/>
-              <w:rPr>
-                <w:b w:val="1"/>
-                <w:bCs w:val="1"/>
-                <w:sz w:val="18"/>
-                <w:szCs w:val="18"/>
-              </w:rPr>
-            </w:pPr>
-            <w:r>
-              <w:rPr>
-                <w:rtl w:val="0"/>
-              </w:rPr>
-            </w:r>
-          </w:p>
-        </w:tc>
-        <w:tc>
-          <w:tcPr/>
-          <w:p>
-            <w:pPr>
-              <w:jc w:val="center"/>
-              <w:rPr>
-                <w:b w:val="1"/>
-                <w:bCs w:val="1"/>
-                <w:sz w:val="18"/>
-                <w:szCs w:val="18"/>
-              </w:rPr>
-            </w:pPr>
-            <w:r>
-              <w:rPr>
-                <w:rtl w:val="0"/>
-              </w:rPr>
-            </w:r>
-          </w:p>
-        </w:tc>
-        <w:tc>
-          <w:tcPr/>
-          <w:p>
-            <w:pPr>
-              <w:jc w:val="center"/>
-              <w:rPr>
-                <w:b w:val="1"/>
-                <w:bCs w:val="1"/>
-                <w:sz w:val="18"/>
-                <w:szCs w:val="18"/>
-              </w:rPr>
-            </w:pPr>
-            <w:r>
-              <w:rPr>
-                <w:rtl w:val="0"/>
-              </w:rPr>
-            </w:r>
-          </w:p>
-        </w:tc>
-        <w:tc>
-          <w:tcPr/>
-          <w:p>
-            <w:pPr>
-              <w:jc w:val="center"/>
-              <w:rPr>
-                <w:b w:val="1"/>
-                <w:bCs w:val="1"/>
-                <w:sz w:val="18"/>
-                <w:szCs w:val="18"/>
-              </w:rPr>
-            </w:pPr>
-            <w:r>
-              <w:rPr>
-                <w:rtl w:val="0"/>
-              </w:rPr>
-            </w:r>
-          </w:p>
-        </w:tc>
-        <w:tc>
-          <w:tcPr/>
-          <w:p>
-            <w:pPr>
-              <w:jc w:val="center"/>
-              <w:rPr>
-                <w:b w:val="1"/>
-                <w:bCs w:val="1"/>
-                <w:sz w:val="18"/>
-                <w:szCs w:val="18"/>
-              </w:rPr>
-            </w:pPr>
-            <w:r>
-              <w:rPr>
-                <w:rtl w:val="0"/>
-              </w:rPr>
-            </w:r>
-          </w:p>
-        </w:tc>
-        <w:tc>
-          <w:tcPr/>
-          <w:p>
-            <w:pPr>
-              <w:jc w:val="center"/>
-              <w:rPr>
-                <w:b w:val="1"/>
-                <w:bCs w:val="1"/>
-                <w:sz w:val="18"/>
-                <w:szCs w:val="18"/>
-              </w:rPr>
-            </w:pPr>
-            <w:r>
-              <w:rPr>
-                <w:rtl w:val="0"/>
-              </w:rPr>
+            <w:r>
+              <w:t>Implementar soluciones sistémicas integrales para automatizar u optimizar procesos de negocio.</w:t>
+            </w:r>
+          </w:p>
+        </w:tc>
+        <w:tc>
+          <w:tcPr/>
+          <w:p>
+            <w:pPr>
+              <w:jc w:val="center"/>
+              <w:rPr>
+                <w:b w:val="1"/>
+                <w:bCs w:val="1"/>
+                <w:sz w:val="18"/>
+                <w:szCs w:val="18"/>
+              </w:rPr>
+            </w:pPr>
+            <w:r>
+              <w:rPr>
+                <w:rtl w:val="0"/>
+              </w:rPr>
+            </w:r>
+          </w:p>
+        </w:tc>
+        <w:tc>
+          <w:tcPr/>
+          <w:p>
+            <w:pPr>
+              <w:jc w:val="center"/>
+              <w:rPr>
+                <w:b w:val="1"/>
+                <w:bCs w:val="1"/>
+                <w:sz w:val="18"/>
+                <w:szCs w:val="18"/>
+              </w:rPr>
+            </w:pPr>
+            <w:r>
+              <w:rPr>
+                <w:rtl w:val="0"/>
+              </w:rPr>
+            </w:r>
+            <w:r>
+              <w:t>X</w:t>
+            </w:r>
+          </w:p>
+        </w:tc>
+        <w:tc>
+          <w:tcPr/>
+          <w:p>
+            <w:pPr>
+              <w:jc w:val="center"/>
+              <w:rPr>
+                <w:b w:val="1"/>
+                <w:bCs w:val="1"/>
+                <w:sz w:val="18"/>
+                <w:szCs w:val="18"/>
+              </w:rPr>
+            </w:pPr>
+            <w:r>
+              <w:rPr>
+                <w:rtl w:val="0"/>
+              </w:rPr>
+            </w:r>
+          </w:p>
+        </w:tc>
+        <w:tc>
+          <w:tcPr/>
+          <w:p>
+            <w:pPr>
+              <w:jc w:val="center"/>
+              <w:rPr>
+                <w:b w:val="1"/>
+                <w:bCs w:val="1"/>
+                <w:sz w:val="18"/>
+                <w:szCs w:val="18"/>
+              </w:rPr>
+            </w:pPr>
+            <w:r>
+              <w:rPr>
+                <w:rtl w:val="0"/>
+              </w:rPr>
+            </w:r>
+          </w:p>
+        </w:tc>
+        <w:tc>
+          <w:tcPr/>
+          <w:p>
+            <w:pPr>
+              <w:jc w:val="center"/>
+              <w:rPr>
+                <w:b w:val="1"/>
+                <w:bCs w:val="1"/>
+                <w:sz w:val="18"/>
+                <w:szCs w:val="18"/>
+              </w:rPr>
+            </w:pPr>
+            <w:r>
+              <w:rPr>
+                <w:rtl w:val="0"/>
+              </w:rPr>
+            </w:r>
+          </w:p>
+        </w:tc>
+        <w:tc>
+          <w:tcPr/>
+          <w:p>
+            <w:pPr>
+              <w:jc w:val="center"/>
+              <w:rPr>
+                <w:b w:val="1"/>
+                <w:bCs w:val="1"/>
+                <w:sz w:val="18"/>
+                <w:szCs w:val="18"/>
+              </w:rPr>
+            </w:pPr>
+            <w:r>
+              <w:rPr>
+                <w:rtl w:val="0"/>
+              </w:rPr>
+            </w:r>
+            <w:r>
+              <w:t>Tengo buena base en integración de sistemas por mi experiencia administrando el servidor Minemon, pero puedo seguir perfeccionando la automatización a gran escala.</w:t>
             </w:r>
           </w:p>
         </w:tc>
@@ -2539,119 +2557,128 @@
                 <w:rtl w:val="0"/>
               </w:rPr>
             </w:r>
-          </w:p>
-        </w:tc>
-        <w:tc>
-          <w:tcPr/>
-          <w:p>
-            <w:pPr>
-              <w:jc w:val="center"/>
-              <w:rPr>
-                <w:b w:val="1"/>
-                <w:bCs w:val="1"/>
-                <w:sz w:val="18"/>
-                <w:szCs w:val="18"/>
-              </w:rPr>
-            </w:pPr>
-            <w:r>
-              <w:rPr>
-                <w:rtl w:val="0"/>
-              </w:rPr>
-            </w:r>
-          </w:p>
-        </w:tc>
-        <w:tc>
-          <w:tcPr/>
-          <w:p>
-            <w:pPr>
-              <w:jc w:val="center"/>
-              <w:rPr>
-                <w:b w:val="1"/>
-                <w:bCs w:val="1"/>
-                <w:sz w:val="18"/>
-                <w:szCs w:val="18"/>
-              </w:rPr>
-            </w:pPr>
-            <w:r>
-              <w:rPr>
-                <w:rtl w:val="0"/>
-              </w:rPr>
-            </w:r>
-          </w:p>
-        </w:tc>
-        <w:tc>
-          <w:tcPr/>
-          <w:p>
-            <w:pPr>
-              <w:jc w:val="center"/>
-              <w:rPr>
-                <w:b w:val="1"/>
-                <w:bCs w:val="1"/>
-                <w:sz w:val="18"/>
-                <w:szCs w:val="18"/>
-              </w:rPr>
-            </w:pPr>
-            <w:r>
-              <w:rPr>
-                <w:rtl w:val="0"/>
-              </w:rPr>
-            </w:r>
-          </w:p>
-        </w:tc>
-        <w:tc>
-          <w:tcPr/>
-          <w:p>
-            <w:pPr>
-              <w:jc w:val="center"/>
-              <w:rPr>
-                <w:b w:val="1"/>
-                <w:bCs w:val="1"/>
-                <w:sz w:val="18"/>
-                <w:szCs w:val="18"/>
-              </w:rPr>
-            </w:pPr>
-            <w:r>
-              <w:rPr>
-                <w:rtl w:val="0"/>
-              </w:rPr>
-            </w:r>
-          </w:p>
-        </w:tc>
-        <w:tc>
-          <w:tcPr/>
-          <w:p>
-            <w:pPr>
-              <w:jc w:val="center"/>
-              <w:rPr>
-                <w:b w:val="1"/>
-                <w:bCs w:val="1"/>
-                <w:sz w:val="18"/>
-                <w:szCs w:val="18"/>
-              </w:rPr>
-            </w:pPr>
-            <w:r>
-              <w:rPr>
-                <w:rtl w:val="0"/>
-              </w:rPr>
-            </w:r>
-          </w:p>
-        </w:tc>
-        <w:tc>
-          <w:tcPr/>
-          <w:p>
-            <w:pPr>
-              <w:jc w:val="center"/>
-              <w:rPr>
-                <w:b w:val="1"/>
-                <w:bCs w:val="1"/>
-                <w:sz w:val="18"/>
-                <w:szCs w:val="18"/>
-              </w:rPr>
-            </w:pPr>
-            <w:r>
-              <w:rPr>
-                <w:rtl w:val="0"/>
-              </w:rPr>
+            <w:r>
+              <w:t>Construir el modelo arquitectónico de una solución sistémica que soporte los procesos de negocio.</w:t>
+            </w:r>
+          </w:p>
+        </w:tc>
+        <w:tc>
+          <w:tcPr/>
+          <w:p>
+            <w:pPr>
+              <w:jc w:val="center"/>
+              <w:rPr>
+                <w:b w:val="1"/>
+                <w:bCs w:val="1"/>
+                <w:sz w:val="18"/>
+                <w:szCs w:val="18"/>
+              </w:rPr>
+            </w:pPr>
+            <w:r>
+              <w:rPr>
+                <w:rtl w:val="0"/>
+              </w:rPr>
+            </w:r>
+          </w:p>
+        </w:tc>
+        <w:tc>
+          <w:tcPr/>
+          <w:p>
+            <w:pPr>
+              <w:jc w:val="center"/>
+              <w:rPr>
+                <w:b w:val="1"/>
+                <w:bCs w:val="1"/>
+                <w:sz w:val="18"/>
+                <w:szCs w:val="18"/>
+              </w:rPr>
+            </w:pPr>
+            <w:r>
+              <w:rPr>
+                <w:rtl w:val="0"/>
+              </w:rPr>
+            </w:r>
+            <w:r>
+              <w:t>X</w:t>
+            </w:r>
+          </w:p>
+        </w:tc>
+        <w:tc>
+          <w:tcPr/>
+          <w:p>
+            <w:pPr>
+              <w:jc w:val="center"/>
+              <w:rPr>
+                <w:b w:val="1"/>
+                <w:bCs w:val="1"/>
+                <w:sz w:val="18"/>
+                <w:szCs w:val="18"/>
+              </w:rPr>
+            </w:pPr>
+            <w:r>
+              <w:rPr>
+                <w:rtl w:val="0"/>
+              </w:rPr>
+            </w:r>
+          </w:p>
+        </w:tc>
+        <w:tc>
+          <w:tcPr/>
+          <w:p>
+            <w:pPr>
+              <w:jc w:val="center"/>
+              <w:rPr>
+                <w:b w:val="1"/>
+                <w:bCs w:val="1"/>
+                <w:sz w:val="18"/>
+                <w:szCs w:val="18"/>
+              </w:rPr>
+            </w:pPr>
+            <w:r>
+              <w:rPr>
+                <w:rtl w:val="0"/>
+              </w:rPr>
+            </w:r>
+          </w:p>
+        </w:tc>
+        <w:tc>
+          <w:tcPr/>
+          <w:p>
+            <w:pPr>
+              <w:jc w:val="center"/>
+              <w:rPr>
+                <w:b w:val="1"/>
+                <w:bCs w:val="1"/>
+                <w:sz w:val="18"/>
+                <w:szCs w:val="18"/>
+              </w:rPr>
+            </w:pPr>
+            <w:r>
+              <w:rPr>
+                <w:rtl w:val="0"/>
+              </w:rPr>
+            </w:r>
+          </w:p>
+        </w:tc>
+        <w:tc>
+          <w:tcPr/>
+          <w:p>
+            <w:pPr>
+              <w:jc w:val="center"/>
+              <w:rPr>
+                <w:b w:val="1"/>
+                <w:bCs w:val="1"/>
+                <w:sz w:val="18"/>
+                <w:szCs w:val="18"/>
+              </w:rPr>
+            </w:pPr>
+            <w:r>
+              <w:rPr>
+                <w:rtl w:val="0"/>
+              </w:rPr>
+            </w:r>
+            <w:r>
+              <w:t>He diseñado la arquitectura de mis proyectos (proxy Velocity, panel Pelican/Wings), pero me falta profundizar en estándares más formales de arquitectura.</w:t>
             </w:r>
           </w:p>
         </w:tc>
@@ -2679,119 +2706,128 @@
                 <w:rtl w:val="0"/>
               </w:rPr>
             </w:r>
-          </w:p>
-        </w:tc>
-        <w:tc>
-          <w:tcPr/>
-          <w:p>
-            <w:pPr>
-              <w:jc w:val="center"/>
-              <w:rPr>
-                <w:b w:val="1"/>
-                <w:bCs w:val="1"/>
-                <w:sz w:val="18"/>
-                <w:szCs w:val="18"/>
-              </w:rPr>
-            </w:pPr>
-            <w:r>
-              <w:rPr>
-                <w:rtl w:val="0"/>
-              </w:rPr>
-            </w:r>
-          </w:p>
-        </w:tc>
-        <w:tc>
-          <w:tcPr/>
-          <w:p>
-            <w:pPr>
-              <w:jc w:val="center"/>
-              <w:rPr>
-                <w:b w:val="1"/>
-                <w:bCs w:val="1"/>
-                <w:sz w:val="18"/>
-                <w:szCs w:val="18"/>
-              </w:rPr>
-            </w:pPr>
-            <w:r>
-              <w:rPr>
-                <w:rtl w:val="0"/>
-              </w:rPr>
-            </w:r>
-          </w:p>
-        </w:tc>
-        <w:tc>
-          <w:tcPr/>
-          <w:p>
-            <w:pPr>
-              <w:jc w:val="center"/>
-              <w:rPr>
-                <w:b w:val="1"/>
-                <w:bCs w:val="1"/>
-                <w:sz w:val="18"/>
-                <w:szCs w:val="18"/>
-              </w:rPr>
-            </w:pPr>
-            <w:r>
-              <w:rPr>
-                <w:rtl w:val="0"/>
-              </w:rPr>
-            </w:r>
-          </w:p>
-        </w:tc>
-        <w:tc>
-          <w:tcPr/>
-          <w:p>
-            <w:pPr>
-              <w:jc w:val="center"/>
-              <w:rPr>
-                <w:b w:val="1"/>
-                <w:bCs w:val="1"/>
-                <w:sz w:val="18"/>
-                <w:szCs w:val="18"/>
-              </w:rPr>
-            </w:pPr>
-            <w:r>
-              <w:rPr>
-                <w:rtl w:val="0"/>
-              </w:rPr>
-            </w:r>
-          </w:p>
-        </w:tc>
-        <w:tc>
-          <w:tcPr/>
-          <w:p>
-            <w:pPr>
-              <w:jc w:val="center"/>
-              <w:rPr>
-                <w:b w:val="1"/>
-                <w:bCs w:val="1"/>
-                <w:sz w:val="18"/>
-                <w:szCs w:val="18"/>
-              </w:rPr>
-            </w:pPr>
-            <w:r>
-              <w:rPr>
-                <w:rtl w:val="0"/>
-              </w:rPr>
-            </w:r>
-          </w:p>
-        </w:tc>
-        <w:tc>
-          <w:tcPr/>
-          <w:p>
-            <w:pPr>
-              <w:jc w:val="center"/>
-              <w:rPr>
-                <w:b w:val="1"/>
-                <w:bCs w:val="1"/>
-                <w:sz w:val="18"/>
-                <w:szCs w:val="18"/>
-              </w:rPr>
-            </w:pPr>
-            <w:r>
-              <w:rPr>
-                <w:rtl w:val="0"/>
-              </w:rPr>
+            <w:r>
+              <w:t>Construir programas y rutinas de variada complejidad, usando buenas prácticas de codificación.</w:t>
+            </w:r>
+          </w:p>
+        </w:tc>
+        <w:tc>
+          <w:tcPr/>
+          <w:p>
+            <w:pPr>
+              <w:jc w:val="center"/>
+              <w:rPr>
+                <w:b w:val="1"/>
+                <w:bCs w:val="1"/>
+                <w:sz w:val="18"/>
+                <w:szCs w:val="18"/>
+              </w:rPr>
+            </w:pPr>
+            <w:r>
+              <w:rPr>
+                <w:rtl w:val="0"/>
+              </w:rPr>
+            </w:r>
+            <w:r>
+              <w:t>X</w:t>
+            </w:r>
+          </w:p>
+        </w:tc>
+        <w:tc>
+          <w:tcPr/>
+          <w:p>
+            <w:pPr>
+              <w:jc w:val="center"/>
+              <w:rPr>
+                <w:b w:val="1"/>
+                <w:bCs w:val="1"/>
+                <w:sz w:val="18"/>
+                <w:szCs w:val="18"/>
+              </w:rPr>
+            </w:pPr>
+            <w:r>
+              <w:rPr>
+                <w:rtl w:val="0"/>
+              </w:rPr>
+            </w:r>
+          </w:p>
+        </w:tc>
+        <w:tc>
+          <w:tcPr/>
+          <w:p>
+            <w:pPr>
+              <w:jc w:val="center"/>
+              <w:rPr>
+                <w:b w:val="1"/>
+                <w:bCs w:val="1"/>
+                <w:sz w:val="18"/>
+                <w:szCs w:val="18"/>
+              </w:rPr>
+            </w:pPr>
+            <w:r>
+              <w:rPr>
+                <w:rtl w:val="0"/>
+              </w:rPr>
+            </w:r>
+          </w:p>
+        </w:tc>
+        <w:tc>
+          <w:tcPr/>
+          <w:p>
+            <w:pPr>
+              <w:jc w:val="center"/>
+              <w:rPr>
+                <w:b w:val="1"/>
+                <w:bCs w:val="1"/>
+                <w:sz w:val="18"/>
+                <w:szCs w:val="18"/>
+              </w:rPr>
+            </w:pPr>
+            <w:r>
+              <w:rPr>
+                <w:rtl w:val="0"/>
+              </w:rPr>
+            </w:r>
+          </w:p>
+        </w:tc>
+        <w:tc>
+          <w:tcPr/>
+          <w:p>
+            <w:pPr>
+              <w:jc w:val="center"/>
+              <w:rPr>
+                <w:b w:val="1"/>
+                <w:bCs w:val="1"/>
+                <w:sz w:val="18"/>
+                <w:szCs w:val="18"/>
+              </w:rPr>
+            </w:pPr>
+            <w:r>
+              <w:rPr>
+                <w:rtl w:val="0"/>
+              </w:rPr>
+            </w:r>
+          </w:p>
+        </w:tc>
+        <w:tc>
+          <w:tcPr/>
+          <w:p>
+            <w:pPr>
+              <w:jc w:val="center"/>
+              <w:rPr>
+                <w:b w:val="1"/>
+                <w:bCs w:val="1"/>
+                <w:sz w:val="18"/>
+                <w:szCs w:val="18"/>
+              </w:rPr>
+            </w:pPr>
+            <w:r>
+              <w:rPr>
+                <w:rtl w:val="0"/>
+              </w:rPr>
+            </w:r>
+            <w:r>
+              <w:t>Programo de forma constante mods y scripts para mis servidores y proyectos freelance, me siento muy cómodo escribiendo código de distinta complejidad.</w:t>
             </w:r>
           </w:p>
         </w:tc>
@@ -2819,119 +2855,128 @@
                 <w:rtl w:val="0"/>
               </w:rPr>
             </w:r>
-          </w:p>
-        </w:tc>
-        <w:tc>
-          <w:tcPr/>
-          <w:p>
-            <w:pPr>
-              <w:jc w:val="center"/>
-              <w:rPr>
-                <w:b w:val="1"/>
-                <w:bCs w:val="1"/>
-                <w:sz w:val="18"/>
-                <w:szCs w:val="18"/>
-              </w:rPr>
-            </w:pPr>
-            <w:r>
-              <w:rPr>
-                <w:rtl w:val="0"/>
-              </w:rPr>
-            </w:r>
-          </w:p>
-        </w:tc>
-        <w:tc>
-          <w:tcPr/>
-          <w:p>
-            <w:pPr>
-              <w:jc w:val="center"/>
-              <w:rPr>
-                <w:b w:val="1"/>
-                <w:bCs w:val="1"/>
-                <w:sz w:val="18"/>
-                <w:szCs w:val="18"/>
-              </w:rPr>
-            </w:pPr>
-            <w:r>
-              <w:rPr>
-                <w:rtl w:val="0"/>
-              </w:rPr>
-            </w:r>
-          </w:p>
-        </w:tc>
-        <w:tc>
-          <w:tcPr/>
-          <w:p>
-            <w:pPr>
-              <w:jc w:val="center"/>
-              <w:rPr>
-                <w:b w:val="1"/>
-                <w:bCs w:val="1"/>
-                <w:sz w:val="18"/>
-                <w:szCs w:val="18"/>
-              </w:rPr>
-            </w:pPr>
-            <w:r>
-              <w:rPr>
-                <w:rtl w:val="0"/>
-              </w:rPr>
-            </w:r>
-          </w:p>
-        </w:tc>
-        <w:tc>
-          <w:tcPr/>
-          <w:p>
-            <w:pPr>
-              <w:jc w:val="center"/>
-              <w:rPr>
-                <w:b w:val="1"/>
-                <w:bCs w:val="1"/>
-                <w:sz w:val="18"/>
-                <w:szCs w:val="18"/>
-              </w:rPr>
-            </w:pPr>
-            <w:r>
-              <w:rPr>
-                <w:rtl w:val="0"/>
-              </w:rPr>
-            </w:r>
-          </w:p>
-        </w:tc>
-        <w:tc>
-          <w:tcPr/>
-          <w:p>
-            <w:pPr>
-              <w:jc w:val="center"/>
-              <w:rPr>
-                <w:b w:val="1"/>
-                <w:bCs w:val="1"/>
-                <w:sz w:val="18"/>
-                <w:szCs w:val="18"/>
-              </w:rPr>
-            </w:pPr>
-            <w:r>
-              <w:rPr>
-                <w:rtl w:val="0"/>
-              </w:rPr>
-            </w:r>
-          </w:p>
-        </w:tc>
-        <w:tc>
-          <w:tcPr/>
-          <w:p>
-            <w:pPr>
-              <w:jc w:val="center"/>
-              <w:rPr>
-                <w:b w:val="1"/>
-                <w:bCs w:val="1"/>
-                <w:sz w:val="18"/>
-                <w:szCs w:val="18"/>
-              </w:rPr>
-            </w:pPr>
-            <w:r>
-              <w:rPr>
-                <w:rtl w:val="0"/>
-              </w:rPr>
+            <w:r>
+              <w:t>Construir modelos de datos escalables para soportar los requerimientos de la organización.</w:t>
+            </w:r>
+          </w:p>
+        </w:tc>
+        <w:tc>
+          <w:tcPr/>
+          <w:p>
+            <w:pPr>
+              <w:jc w:val="center"/>
+              <w:rPr>
+                <w:b w:val="1"/>
+                <w:bCs w:val="1"/>
+                <w:sz w:val="18"/>
+                <w:szCs w:val="18"/>
+              </w:rPr>
+            </w:pPr>
+            <w:r>
+              <w:rPr>
+                <w:rtl w:val="0"/>
+              </w:rPr>
+            </w:r>
+          </w:p>
+        </w:tc>
+        <w:tc>
+          <w:tcPr/>
+          <w:p>
+            <w:pPr>
+              <w:jc w:val="center"/>
+              <w:rPr>
+                <w:b w:val="1"/>
+                <w:bCs w:val="1"/>
+                <w:sz w:val="18"/>
+                <w:szCs w:val="18"/>
+              </w:rPr>
+            </w:pPr>
+            <w:r>
+              <w:rPr>
+                <w:rtl w:val="0"/>
+              </w:rPr>
+            </w:r>
+            <w:r>
+              <w:t>X</w:t>
+            </w:r>
+          </w:p>
+        </w:tc>
+        <w:tc>
+          <w:tcPr/>
+          <w:p>
+            <w:pPr>
+              <w:jc w:val="center"/>
+              <w:rPr>
+                <w:b w:val="1"/>
+                <w:bCs w:val="1"/>
+                <w:sz w:val="18"/>
+                <w:szCs w:val="18"/>
+              </w:rPr>
+            </w:pPr>
+            <w:r>
+              <w:rPr>
+                <w:rtl w:val="0"/>
+              </w:rPr>
+            </w:r>
+          </w:p>
+        </w:tc>
+        <w:tc>
+          <w:tcPr/>
+          <w:p>
+            <w:pPr>
+              <w:jc w:val="center"/>
+              <w:rPr>
+                <w:b w:val="1"/>
+                <w:bCs w:val="1"/>
+                <w:sz w:val="18"/>
+                <w:szCs w:val="18"/>
+              </w:rPr>
+            </w:pPr>
+            <w:r>
+              <w:rPr>
+                <w:rtl w:val="0"/>
+              </w:rPr>
+            </w:r>
+          </w:p>
+        </w:tc>
+        <w:tc>
+          <w:tcPr/>
+          <w:p>
+            <w:pPr>
+              <w:jc w:val="center"/>
+              <w:rPr>
+                <w:b w:val="1"/>
+                <w:bCs w:val="1"/>
+                <w:sz w:val="18"/>
+                <w:szCs w:val="18"/>
+              </w:rPr>
+            </w:pPr>
+            <w:r>
+              <w:rPr>
+                <w:rtl w:val="0"/>
+              </w:rPr>
+            </w:r>
+          </w:p>
+        </w:tc>
+        <w:tc>
+          <w:tcPr/>
+          <w:p>
+            <w:pPr>
+              <w:jc w:val="center"/>
+              <w:rPr>
+                <w:b w:val="1"/>
+                <w:bCs w:val="1"/>
+                <w:sz w:val="18"/>
+                <w:szCs w:val="18"/>
+              </w:rPr>
+            </w:pPr>
+            <w:r>
+              <w:rPr>
+                <w:rtl w:val="0"/>
+              </w:rPr>
+            </w:r>
+            <w:r>
+              <w:t>Trabajo habitualmente con MongoDB, MariaDB y Redis en mis proyectos, aunque me falta reforzar el diseño de modelos de datos más grandes.</w:t>
             </w:r>
           </w:p>
         </w:tc>
@@ -2959,119 +3004,128 @@
                 <w:rtl w:val="0"/>
               </w:rPr>
             </w:r>
-          </w:p>
-        </w:tc>
-        <w:tc>
-          <w:tcPr/>
-          <w:p>
-            <w:pPr>
-              <w:jc w:val="center"/>
-              <w:rPr>
-                <w:b w:val="1"/>
-                <w:bCs w:val="1"/>
-                <w:sz w:val="18"/>
-                <w:szCs w:val="18"/>
-              </w:rPr>
-            </w:pPr>
-            <w:r>
-              <w:rPr>
-                <w:rtl w:val="0"/>
-              </w:rPr>
-            </w:r>
-          </w:p>
-        </w:tc>
-        <w:tc>
-          <w:tcPr/>
-          <w:p>
-            <w:pPr>
-              <w:jc w:val="center"/>
-              <w:rPr>
-                <w:b w:val="1"/>
-                <w:bCs w:val="1"/>
-                <w:sz w:val="18"/>
-                <w:szCs w:val="18"/>
-              </w:rPr>
-            </w:pPr>
-            <w:r>
-              <w:rPr>
-                <w:rtl w:val="0"/>
-              </w:rPr>
-            </w:r>
-          </w:p>
-        </w:tc>
-        <w:tc>
-          <w:tcPr/>
-          <w:p>
-            <w:pPr>
-              <w:jc w:val="center"/>
-              <w:rPr>
-                <w:b w:val="1"/>
-                <w:bCs w:val="1"/>
-                <w:sz w:val="18"/>
-                <w:szCs w:val="18"/>
-              </w:rPr>
-            </w:pPr>
-            <w:r>
-              <w:rPr>
-                <w:rtl w:val="0"/>
-              </w:rPr>
-            </w:r>
-          </w:p>
-        </w:tc>
-        <w:tc>
-          <w:tcPr/>
-          <w:p>
-            <w:pPr>
-              <w:jc w:val="center"/>
-              <w:rPr>
-                <w:b w:val="1"/>
-                <w:bCs w:val="1"/>
-                <w:sz w:val="18"/>
-                <w:szCs w:val="18"/>
-              </w:rPr>
-            </w:pPr>
-            <w:r>
-              <w:rPr>
-                <w:rtl w:val="0"/>
-              </w:rPr>
-            </w:r>
-          </w:p>
-        </w:tc>
-        <w:tc>
-          <w:tcPr/>
-          <w:p>
-            <w:pPr>
-              <w:jc w:val="center"/>
-              <w:rPr>
-                <w:b w:val="1"/>
-                <w:bCs w:val="1"/>
-                <w:sz w:val="18"/>
-                <w:szCs w:val="18"/>
-              </w:rPr>
-            </w:pPr>
-            <w:r>
-              <w:rPr>
-                <w:rtl w:val="0"/>
-              </w:rPr>
-            </w:r>
-          </w:p>
-        </w:tc>
-        <w:tc>
-          <w:tcPr/>
-          <w:p>
-            <w:pPr>
-              <w:jc w:val="center"/>
-              <w:rPr>
-                <w:b w:val="1"/>
-                <w:bCs w:val="1"/>
-                <w:sz w:val="18"/>
-                <w:szCs w:val="18"/>
-              </w:rPr>
-            </w:pPr>
-            <w:r>
-              <w:rPr>
-                <w:rtl w:val="0"/>
-              </w:rPr>
+            <w:r>
+              <w:t>Ofrecer propuestas de solución informática analizando de forma integral los procesos.</w:t>
+            </w:r>
+          </w:p>
+        </w:tc>
+        <w:tc>
+          <w:tcPr/>
+          <w:p>
+            <w:pPr>
+              <w:jc w:val="center"/>
+              <w:rPr>
+                <w:b w:val="1"/>
+                <w:bCs w:val="1"/>
+                <w:sz w:val="18"/>
+                <w:szCs w:val="18"/>
+              </w:rPr>
+            </w:pPr>
+            <w:r>
+              <w:rPr>
+                <w:rtl w:val="0"/>
+              </w:rPr>
+            </w:r>
+          </w:p>
+        </w:tc>
+        <w:tc>
+          <w:tcPr/>
+          <w:p>
+            <w:pPr>
+              <w:jc w:val="center"/>
+              <w:rPr>
+                <w:b w:val="1"/>
+                <w:bCs w:val="1"/>
+                <w:sz w:val="18"/>
+                <w:szCs w:val="18"/>
+              </w:rPr>
+            </w:pPr>
+            <w:r>
+              <w:rPr>
+                <w:rtl w:val="0"/>
+              </w:rPr>
+            </w:r>
+            <w:r>
+              <w:t>X</w:t>
+            </w:r>
+          </w:p>
+        </w:tc>
+        <w:tc>
+          <w:tcPr/>
+          <w:p>
+            <w:pPr>
+              <w:jc w:val="center"/>
+              <w:rPr>
+                <w:b w:val="1"/>
+                <w:bCs w:val="1"/>
+                <w:sz w:val="18"/>
+                <w:szCs w:val="18"/>
+              </w:rPr>
+            </w:pPr>
+            <w:r>
+              <w:rPr>
+                <w:rtl w:val="0"/>
+              </w:rPr>
+            </w:r>
+          </w:p>
+        </w:tc>
+        <w:tc>
+          <w:tcPr/>
+          <w:p>
+            <w:pPr>
+              <w:jc w:val="center"/>
+              <w:rPr>
+                <w:b w:val="1"/>
+                <w:bCs w:val="1"/>
+                <w:sz w:val="18"/>
+                <w:szCs w:val="18"/>
+              </w:rPr>
+            </w:pPr>
+            <w:r>
+              <w:rPr>
+                <w:rtl w:val="0"/>
+              </w:rPr>
+            </w:r>
+          </w:p>
+        </w:tc>
+        <w:tc>
+          <w:tcPr/>
+          <w:p>
+            <w:pPr>
+              <w:jc w:val="center"/>
+              <w:rPr>
+                <w:b w:val="1"/>
+                <w:bCs w:val="1"/>
+                <w:sz w:val="18"/>
+                <w:szCs w:val="18"/>
+              </w:rPr>
+            </w:pPr>
+            <w:r>
+              <w:rPr>
+                <w:rtl w:val="0"/>
+              </w:rPr>
+            </w:r>
+          </w:p>
+        </w:tc>
+        <w:tc>
+          <w:tcPr/>
+          <w:p>
+            <w:pPr>
+              <w:jc w:val="center"/>
+              <w:rPr>
+                <w:b w:val="1"/>
+                <w:bCs w:val="1"/>
+                <w:sz w:val="18"/>
+                <w:szCs w:val="18"/>
+              </w:rPr>
+            </w:pPr>
+            <w:r>
+              <w:rPr>
+                <w:rtl w:val="0"/>
+              </w:rPr>
+            </w:r>
+            <w:r>
+              <w:t>Suelo proponer soluciones a clientes de trabajos freelance (PrestaShop, VTEX), pero puedo mejorar el análisis más formal de requerimientos.</w:t>
             </w:r>
           </w:p>
         </w:tc>
@@ -3099,119 +3153,128 @@
                 <w:rtl w:val="0"/>
               </w:rPr>
             </w:r>
-          </w:p>
-        </w:tc>
-        <w:tc>
-          <w:tcPr/>
-          <w:p>
-            <w:pPr>
-              <w:jc w:val="center"/>
-              <w:rPr>
-                <w:b w:val="1"/>
-                <w:bCs w:val="1"/>
-                <w:sz w:val="18"/>
-                <w:szCs w:val="18"/>
-              </w:rPr>
-            </w:pPr>
-            <w:r>
-              <w:rPr>
-                <w:rtl w:val="0"/>
-              </w:rPr>
-            </w:r>
-          </w:p>
-        </w:tc>
-        <w:tc>
-          <w:tcPr/>
-          <w:p>
-            <w:pPr>
-              <w:jc w:val="center"/>
-              <w:rPr>
-                <w:b w:val="1"/>
-                <w:bCs w:val="1"/>
-                <w:sz w:val="18"/>
-                <w:szCs w:val="18"/>
-              </w:rPr>
-            </w:pPr>
-            <w:r>
-              <w:rPr>
-                <w:rtl w:val="0"/>
-              </w:rPr>
-            </w:r>
-          </w:p>
-        </w:tc>
-        <w:tc>
-          <w:tcPr/>
-          <w:p>
-            <w:pPr>
-              <w:jc w:val="center"/>
-              <w:rPr>
-                <w:b w:val="1"/>
-                <w:bCs w:val="1"/>
-                <w:sz w:val="18"/>
-                <w:szCs w:val="18"/>
-              </w:rPr>
-            </w:pPr>
-            <w:r>
-              <w:rPr>
-                <w:rtl w:val="0"/>
-              </w:rPr>
-            </w:r>
-          </w:p>
-        </w:tc>
-        <w:tc>
-          <w:tcPr/>
-          <w:p>
-            <w:pPr>
-              <w:jc w:val="center"/>
-              <w:rPr>
-                <w:b w:val="1"/>
-                <w:bCs w:val="1"/>
-                <w:sz w:val="18"/>
-                <w:szCs w:val="18"/>
-              </w:rPr>
-            </w:pPr>
-            <w:r>
-              <w:rPr>
-                <w:rtl w:val="0"/>
-              </w:rPr>
-            </w:r>
-          </w:p>
-        </w:tc>
-        <w:tc>
-          <w:tcPr/>
-          <w:p>
-            <w:pPr>
-              <w:jc w:val="center"/>
-              <w:rPr>
-                <w:b w:val="1"/>
-                <w:bCs w:val="1"/>
-                <w:sz w:val="18"/>
-                <w:szCs w:val="18"/>
-              </w:rPr>
-            </w:pPr>
-            <w:r>
-              <w:rPr>
-                <w:rtl w:val="0"/>
-              </w:rPr>
-            </w:r>
-          </w:p>
-        </w:tc>
-        <w:tc>
-          <w:tcPr/>
-          <w:p>
-            <w:pPr>
-              <w:jc w:val="center"/>
-              <w:rPr>
-                <w:b w:val="1"/>
-                <w:bCs w:val="1"/>
-                <w:sz w:val="18"/>
-                <w:szCs w:val="18"/>
-              </w:rPr>
-            </w:pPr>
-            <w:r>
-              <w:rPr>
-                <w:rtl w:val="0"/>
-              </w:rPr>
+            <w:r>
+              <w:t>Desarrollar una solución de software sistematizando el proceso de desarrollo y mantenimiento.</w:t>
+            </w:r>
+          </w:p>
+        </w:tc>
+        <w:tc>
+          <w:tcPr/>
+          <w:p>
+            <w:pPr>
+              <w:jc w:val="center"/>
+              <w:rPr>
+                <w:b w:val="1"/>
+                <w:bCs w:val="1"/>
+                <w:sz w:val="18"/>
+                <w:szCs w:val="18"/>
+              </w:rPr>
+            </w:pPr>
+            <w:r>
+              <w:rPr>
+                <w:rtl w:val="0"/>
+              </w:rPr>
+            </w:r>
+            <w:r>
+              <w:t>X</w:t>
+            </w:r>
+          </w:p>
+        </w:tc>
+        <w:tc>
+          <w:tcPr/>
+          <w:p>
+            <w:pPr>
+              <w:jc w:val="center"/>
+              <w:rPr>
+                <w:b w:val="1"/>
+                <w:bCs w:val="1"/>
+                <w:sz w:val="18"/>
+                <w:szCs w:val="18"/>
+              </w:rPr>
+            </w:pPr>
+            <w:r>
+              <w:rPr>
+                <w:rtl w:val="0"/>
+              </w:rPr>
+            </w:r>
+          </w:p>
+        </w:tc>
+        <w:tc>
+          <w:tcPr/>
+          <w:p>
+            <w:pPr>
+              <w:jc w:val="center"/>
+              <w:rPr>
+                <w:b w:val="1"/>
+                <w:bCs w:val="1"/>
+                <w:sz w:val="18"/>
+                <w:szCs w:val="18"/>
+              </w:rPr>
+            </w:pPr>
+            <w:r>
+              <w:rPr>
+                <w:rtl w:val="0"/>
+              </w:rPr>
+            </w:r>
+          </w:p>
+        </w:tc>
+        <w:tc>
+          <w:tcPr/>
+          <w:p>
+            <w:pPr>
+              <w:jc w:val="center"/>
+              <w:rPr>
+                <w:b w:val="1"/>
+                <w:bCs w:val="1"/>
+                <w:sz w:val="18"/>
+                <w:szCs w:val="18"/>
+              </w:rPr>
+            </w:pPr>
+            <w:r>
+              <w:rPr>
+                <w:rtl w:val="0"/>
+              </w:rPr>
+            </w:r>
+          </w:p>
+        </w:tc>
+        <w:tc>
+          <w:tcPr/>
+          <w:p>
+            <w:pPr>
+              <w:jc w:val="center"/>
+              <w:rPr>
+                <w:b w:val="1"/>
+                <w:bCs w:val="1"/>
+                <w:sz w:val="18"/>
+                <w:szCs w:val="18"/>
+              </w:rPr>
+            </w:pPr>
+            <w:r>
+              <w:rPr>
+                <w:rtl w:val="0"/>
+              </w:rPr>
+            </w:r>
+          </w:p>
+        </w:tc>
+        <w:tc>
+          <w:tcPr/>
+          <w:p>
+            <w:pPr>
+              <w:jc w:val="center"/>
+              <w:rPr>
+                <w:b w:val="1"/>
+                <w:bCs w:val="1"/>
+                <w:sz w:val="18"/>
+                <w:szCs w:val="18"/>
+              </w:rPr>
+            </w:pPr>
+            <w:r>
+              <w:rPr>
+                <w:rtl w:val="0"/>
+              </w:rPr>
+            </w:r>
+            <w:r>
+              <w:t>Desarrollo software de manera constante (mods, launcher, tienda online), es el área donde me siento más seguro.</w:t>
             </w:r>
           </w:p>
         </w:tc>
@@ -3239,119 +3302,128 @@
                 <w:rtl w:val="0"/>
               </w:rPr>
             </w:r>
-          </w:p>
-        </w:tc>
-        <w:tc>
-          <w:tcPr/>
-          <w:p>
-            <w:pPr>
-              <w:jc w:val="center"/>
-              <w:rPr>
-                <w:b w:val="1"/>
-                <w:bCs w:val="1"/>
-                <w:sz w:val="18"/>
-                <w:szCs w:val="18"/>
-              </w:rPr>
-            </w:pPr>
-            <w:r>
-              <w:rPr>
-                <w:rtl w:val="0"/>
-              </w:rPr>
-            </w:r>
-          </w:p>
-        </w:tc>
-        <w:tc>
-          <w:tcPr/>
-          <w:p>
-            <w:pPr>
-              <w:jc w:val="center"/>
-              <w:rPr>
-                <w:b w:val="1"/>
-                <w:bCs w:val="1"/>
-                <w:sz w:val="18"/>
-                <w:szCs w:val="18"/>
-              </w:rPr>
-            </w:pPr>
-            <w:r>
-              <w:rPr>
-                <w:rtl w:val="0"/>
-              </w:rPr>
-            </w:r>
-          </w:p>
-        </w:tc>
-        <w:tc>
-          <w:tcPr/>
-          <w:p>
-            <w:pPr>
-              <w:jc w:val="center"/>
-              <w:rPr>
-                <w:b w:val="1"/>
-                <w:bCs w:val="1"/>
-                <w:sz w:val="18"/>
-                <w:szCs w:val="18"/>
-              </w:rPr>
-            </w:pPr>
-            <w:r>
-              <w:rPr>
-                <w:rtl w:val="0"/>
-              </w:rPr>
-            </w:r>
-          </w:p>
-        </w:tc>
-        <w:tc>
-          <w:tcPr/>
-          <w:p>
-            <w:pPr>
-              <w:jc w:val="center"/>
-              <w:rPr>
-                <w:b w:val="1"/>
-                <w:bCs w:val="1"/>
-                <w:sz w:val="18"/>
-                <w:szCs w:val="18"/>
-              </w:rPr>
-            </w:pPr>
-            <w:r>
-              <w:rPr>
-                <w:rtl w:val="0"/>
-              </w:rPr>
-            </w:r>
-          </w:p>
-        </w:tc>
-        <w:tc>
-          <w:tcPr/>
-          <w:p>
-            <w:pPr>
-              <w:jc w:val="center"/>
-              <w:rPr>
-                <w:b w:val="1"/>
-                <w:bCs w:val="1"/>
-                <w:sz w:val="18"/>
-                <w:szCs w:val="18"/>
-              </w:rPr>
-            </w:pPr>
-            <w:r>
-              <w:rPr>
-                <w:rtl w:val="0"/>
-              </w:rPr>
-            </w:r>
-          </w:p>
-        </w:tc>
-        <w:tc>
-          <w:tcPr/>
-          <w:p>
-            <w:pPr>
-              <w:jc w:val="center"/>
-              <w:rPr>
-                <w:b w:val="1"/>
-                <w:bCs w:val="1"/>
-                <w:sz w:val="18"/>
-                <w:szCs w:val="18"/>
-              </w:rPr>
-            </w:pPr>
-            <w:r>
-              <w:rPr>
-                <w:rtl w:val="0"/>
-              </w:rPr>
+            <w:r>
+              <w:t>Desarrollar la transformación de grandes volúmenes de datos para apoyar la toma de decisiones.</w:t>
+            </w:r>
+          </w:p>
+        </w:tc>
+        <w:tc>
+          <w:tcPr/>
+          <w:p>
+            <w:pPr>
+              <w:jc w:val="center"/>
+              <w:rPr>
+                <w:b w:val="1"/>
+                <w:bCs w:val="1"/>
+                <w:sz w:val="18"/>
+                <w:szCs w:val="18"/>
+              </w:rPr>
+            </w:pPr>
+            <w:r>
+              <w:rPr>
+                <w:rtl w:val="0"/>
+              </w:rPr>
+            </w:r>
+          </w:p>
+        </w:tc>
+        <w:tc>
+          <w:tcPr/>
+          <w:p>
+            <w:pPr>
+              <w:jc w:val="center"/>
+              <w:rPr>
+                <w:b w:val="1"/>
+                <w:bCs w:val="1"/>
+                <w:sz w:val="18"/>
+                <w:szCs w:val="18"/>
+              </w:rPr>
+            </w:pPr>
+            <w:r>
+              <w:rPr>
+                <w:rtl w:val="0"/>
+              </w:rPr>
+            </w:r>
+            <w:r>
+              <w:t>X</w:t>
+            </w:r>
+          </w:p>
+        </w:tc>
+        <w:tc>
+          <w:tcPr/>
+          <w:p>
+            <w:pPr>
+              <w:jc w:val="center"/>
+              <w:rPr>
+                <w:b w:val="1"/>
+                <w:bCs w:val="1"/>
+                <w:sz w:val="18"/>
+                <w:szCs w:val="18"/>
+              </w:rPr>
+            </w:pPr>
+            <w:r>
+              <w:rPr>
+                <w:rtl w:val="0"/>
+              </w:rPr>
+            </w:r>
+          </w:p>
+        </w:tc>
+        <w:tc>
+          <w:tcPr/>
+          <w:p>
+            <w:pPr>
+              <w:jc w:val="center"/>
+              <w:rPr>
+                <w:b w:val="1"/>
+                <w:bCs w:val="1"/>
+                <w:sz w:val="18"/>
+                <w:szCs w:val="18"/>
+              </w:rPr>
+            </w:pPr>
+            <w:r>
+              <w:rPr>
+                <w:rtl w:val="0"/>
+              </w:rPr>
+            </w:r>
+          </w:p>
+        </w:tc>
+        <w:tc>
+          <w:tcPr/>
+          <w:p>
+            <w:pPr>
+              <w:jc w:val="center"/>
+              <w:rPr>
+                <w:b w:val="1"/>
+                <w:bCs w:val="1"/>
+                <w:sz w:val="18"/>
+                <w:szCs w:val="18"/>
+              </w:rPr>
+            </w:pPr>
+            <w:r>
+              <w:rPr>
+                <w:rtl w:val="0"/>
+              </w:rPr>
+            </w:r>
+          </w:p>
+        </w:tc>
+        <w:tc>
+          <w:tcPr/>
+          <w:p>
+            <w:pPr>
+              <w:jc w:val="center"/>
+              <w:rPr>
+                <w:b w:val="1"/>
+                <w:bCs w:val="1"/>
+                <w:sz w:val="18"/>
+                <w:szCs w:val="18"/>
+              </w:rPr>
+            </w:pPr>
+            <w:r>
+              <w:rPr>
+                <w:rtl w:val="0"/>
+              </w:rPr>
+            </w:r>
+            <w:r>
+              <w:t>He trabajado con datos de usuarios y ventas, pero la inteligencia de negocios más avanzada es un área que aún quiero reforzar.</w:t>
             </w:r>
           </w:p>
         </w:tc>
@@ -3379,119 +3451,728 @@
                 <w:rtl w:val="0"/>
               </w:rPr>
             </w:r>
-          </w:p>
-        </w:tc>
-        <w:tc>
-          <w:tcPr/>
-          <w:p>
-            <w:pPr>
-              <w:jc w:val="center"/>
-              <w:rPr>
-                <w:b w:val="1"/>
-                <w:bCs w:val="1"/>
-                <w:sz w:val="18"/>
-                <w:szCs w:val="18"/>
-              </w:rPr>
-            </w:pPr>
-            <w:r>
-              <w:rPr>
-                <w:rtl w:val="0"/>
-              </w:rPr>
-            </w:r>
-          </w:p>
-        </w:tc>
-        <w:tc>
-          <w:tcPr/>
-          <w:p>
-            <w:pPr>
-              <w:jc w:val="center"/>
-              <w:rPr>
-                <w:b w:val="1"/>
-                <w:bCs w:val="1"/>
-                <w:sz w:val="18"/>
-                <w:szCs w:val="18"/>
-              </w:rPr>
-            </w:pPr>
-            <w:r>
-              <w:rPr>
-                <w:rtl w:val="0"/>
-              </w:rPr>
-            </w:r>
-          </w:p>
-        </w:tc>
-        <w:tc>
-          <w:tcPr/>
-          <w:p>
-            <w:pPr>
-              <w:jc w:val="center"/>
-              <w:rPr>
-                <w:b w:val="1"/>
-                <w:bCs w:val="1"/>
-                <w:sz w:val="18"/>
-                <w:szCs w:val="18"/>
-              </w:rPr>
-            </w:pPr>
-            <w:r>
-              <w:rPr>
-                <w:rtl w:val="0"/>
-              </w:rPr>
-            </w:r>
-          </w:p>
-        </w:tc>
-        <w:tc>
-          <w:tcPr/>
-          <w:p>
-            <w:pPr>
-              <w:jc w:val="center"/>
-              <w:rPr>
-                <w:b w:val="1"/>
-                <w:bCs w:val="1"/>
-                <w:sz w:val="18"/>
-                <w:szCs w:val="18"/>
-              </w:rPr>
-            </w:pPr>
-            <w:r>
-              <w:rPr>
-                <w:rtl w:val="0"/>
-              </w:rPr>
-            </w:r>
-          </w:p>
-        </w:tc>
-        <w:tc>
-          <w:tcPr/>
-          <w:p>
-            <w:pPr>
-              <w:jc w:val="center"/>
-              <w:rPr>
-                <w:b w:val="1"/>
-                <w:bCs w:val="1"/>
-                <w:sz w:val="18"/>
-                <w:szCs w:val="18"/>
-              </w:rPr>
-            </w:pPr>
-            <w:r>
-              <w:rPr>
-                <w:rtl w:val="0"/>
-              </w:rPr>
-            </w:r>
-          </w:p>
-        </w:tc>
-        <w:tc>
-          <w:tcPr/>
-          <w:p>
-            <w:pPr>
-              <w:jc w:val="center"/>
-              <w:rPr>
-                <w:b w:val="1"/>
-                <w:bCs w:val="1"/>
-                <w:sz w:val="18"/>
-                <w:szCs w:val="18"/>
-              </w:rPr>
-            </w:pPr>
-            <w:r>
-              <w:rPr>
-                <w:rtl w:val="0"/>
-              </w:rPr>
+            <w:r>
+              <w:t>Gestionar proyectos informáticos, ofreciendo alternativas para la toma de decisiones.</w:t>
+            </w:r>
+          </w:p>
+        </w:tc>
+        <w:tc>
+          <w:tcPr/>
+          <w:p>
+            <w:pPr>
+              <w:jc w:val="center"/>
+              <w:rPr>
+                <w:b w:val="1"/>
+                <w:bCs w:val="1"/>
+                <w:sz w:val="18"/>
+                <w:szCs w:val="18"/>
+              </w:rPr>
+            </w:pPr>
+            <w:r>
+              <w:rPr>
+                <w:rtl w:val="0"/>
+              </w:rPr>
+            </w:r>
+          </w:p>
+        </w:tc>
+        <w:tc>
+          <w:tcPr/>
+          <w:p>
+            <w:pPr>
+              <w:jc w:val="center"/>
+              <w:rPr>
+                <w:b w:val="1"/>
+                <w:bCs w:val="1"/>
+                <w:sz w:val="18"/>
+                <w:szCs w:val="18"/>
+              </w:rPr>
+            </w:pPr>
+            <w:r>
+              <w:rPr>
+                <w:rtl w:val="0"/>
+              </w:rPr>
+            </w:r>
+            <w:r>
+              <w:t>X</w:t>
+            </w:r>
+          </w:p>
+        </w:tc>
+        <w:tc>
+          <w:tcPr/>
+          <w:p>
+            <w:pPr>
+              <w:jc w:val="center"/>
+              <w:rPr>
+                <w:b w:val="1"/>
+                <w:bCs w:val="1"/>
+                <w:sz w:val="18"/>
+                <w:szCs w:val="18"/>
+              </w:rPr>
+            </w:pPr>
+            <w:r>
+              <w:rPr>
+                <w:rtl w:val="0"/>
+              </w:rPr>
+            </w:r>
+          </w:p>
+        </w:tc>
+        <w:tc>
+          <w:tcPr/>
+          <w:p>
+            <w:pPr>
+              <w:jc w:val="center"/>
+              <w:rPr>
+                <w:b w:val="1"/>
+                <w:bCs w:val="1"/>
+                <w:sz w:val="18"/>
+                <w:szCs w:val="18"/>
+              </w:rPr>
+            </w:pPr>
+            <w:r>
+              <w:rPr>
+                <w:rtl w:val="0"/>
+              </w:rPr>
+            </w:r>
+          </w:p>
+        </w:tc>
+        <w:tc>
+          <w:tcPr/>
+          <w:p>
+            <w:pPr>
+              <w:jc w:val="center"/>
+              <w:rPr>
+                <w:b w:val="1"/>
+                <w:bCs w:val="1"/>
+                <w:sz w:val="18"/>
+                <w:szCs w:val="18"/>
+              </w:rPr>
+            </w:pPr>
+            <w:r>
+              <w:rPr>
+                <w:rtl w:val="0"/>
+              </w:rPr>
+            </w:r>
+          </w:p>
+        </w:tc>
+        <w:tc>
+          <w:tcPr/>
+          <w:p>
+            <w:pPr>
+              <w:jc w:val="center"/>
+              <w:rPr>
+                <w:b w:val="1"/>
+                <w:bCs w:val="1"/>
+                <w:sz w:val="18"/>
+                <w:szCs w:val="18"/>
+              </w:rPr>
+            </w:pPr>
+            <w:r>
+              <w:rPr>
+                <w:rtl w:val="0"/>
+              </w:rPr>
+            </w:r>
+            <w:r>
+              <w:t>Administro varios proyectos en paralelo (Minemon, PokeArena, Stellar), pero me falta aplicar metodologías de gestión de proyectos más formales.</w:t>
+            </w:r>
+          </w:p>
+        </w:tc>
+      </w:tr>
+      <w:tr>
+        <w:trPr>
+          <w:cantSplit w:val="0"/>
+          <w:trHeight w:val="591" w:hRule="atLeast"/>
+          <w:tblHeader w:val="0"/>
+        </w:trPr>
+        <w:tc>
+          <w:tcPr/>
+          <w:p>
+            <w:pPr>
+              <w:jc w:val="center"/>
+              <w:rPr>
+                <w:b w:val="1"/>
+                <w:bCs w:val="1"/>
+                <w:color w:val="ff0000"/>
+                <w:sz w:val="18"/>
+                <w:szCs w:val="18"/>
+              </w:rPr>
+            </w:pPr>
+            <w:r>
+              <w:rPr>
+                <w:rtl w:val="0"/>
+              </w:rPr>
+            </w:r>
+            <w:r>
+              <w:t>Resolver las vulnerabilidades sistémicas para asegurar que el software cumple normas de seguridad.</w:t>
+            </w:r>
+          </w:p>
+        </w:tc>
+        <w:tc>
+          <w:tcPr/>
+          <w:p>
+            <w:pPr>
+              <w:jc w:val="center"/>
+              <w:rPr>
+                <w:b w:val="1"/>
+                <w:bCs w:val="1"/>
+                <w:sz w:val="18"/>
+                <w:szCs w:val="18"/>
+              </w:rPr>
+            </w:pPr>
+            <w:r>
+              <w:rPr>
+                <w:rtl w:val="0"/>
+              </w:rPr>
+            </w:r>
+          </w:p>
+        </w:tc>
+        <w:tc>
+          <w:tcPr/>
+          <w:p>
+            <w:pPr>
+              <w:jc w:val="center"/>
+              <w:rPr>
+                <w:b w:val="1"/>
+                <w:bCs w:val="1"/>
+                <w:sz w:val="18"/>
+                <w:szCs w:val="18"/>
+              </w:rPr>
+            </w:pPr>
+            <w:r>
+              <w:rPr>
+                <w:rtl w:val="0"/>
+              </w:rPr>
+            </w:r>
+            <w:r>
+              <w:t>X</w:t>
+            </w:r>
+          </w:p>
+        </w:tc>
+        <w:tc>
+          <w:tcPr/>
+          <w:p>
+            <w:pPr>
+              <w:jc w:val="center"/>
+              <w:rPr>
+                <w:b w:val="1"/>
+                <w:bCs w:val="1"/>
+                <w:sz w:val="18"/>
+                <w:szCs w:val="18"/>
+              </w:rPr>
+            </w:pPr>
+            <w:r>
+              <w:rPr>
+                <w:rtl w:val="0"/>
+              </w:rPr>
+            </w:r>
+          </w:p>
+        </w:tc>
+        <w:tc>
+          <w:tcPr/>
+          <w:p>
+            <w:pPr>
+              <w:jc w:val="center"/>
+              <w:rPr>
+                <w:b w:val="1"/>
+                <w:bCs w:val="1"/>
+                <w:sz w:val="18"/>
+                <w:szCs w:val="18"/>
+              </w:rPr>
+            </w:pPr>
+            <w:r>
+              <w:rPr>
+                <w:rtl w:val="0"/>
+              </w:rPr>
+            </w:r>
+          </w:p>
+        </w:tc>
+        <w:tc>
+          <w:tcPr/>
+          <w:p>
+            <w:pPr>
+              <w:jc w:val="center"/>
+              <w:rPr>
+                <w:b w:val="1"/>
+                <w:bCs w:val="1"/>
+                <w:sz w:val="18"/>
+                <w:szCs w:val="18"/>
+              </w:rPr>
+            </w:pPr>
+            <w:r>
+              <w:rPr>
+                <w:rtl w:val="0"/>
+              </w:rPr>
+            </w:r>
+          </w:p>
+        </w:tc>
+        <w:tc>
+          <w:tcPr/>
+          <w:p>
+            <w:pPr>
+              <w:jc w:val="center"/>
+              <w:rPr>
+                <w:b w:val="1"/>
+                <w:bCs w:val="1"/>
+                <w:sz w:val="18"/>
+                <w:szCs w:val="18"/>
+              </w:rPr>
+            </w:pPr>
+            <w:r>
+              <w:rPr>
+                <w:rtl w:val="0"/>
+              </w:rPr>
+            </w:r>
+            <w:r>
+              <w:t>Me preocupo por la seguridad de mis servidores y bases de datos, aunque quiero profundizar más en normativas de seguridad de la industria.</w:t>
+            </w:r>
+          </w:p>
+        </w:tc>
+      </w:tr>
+      <w:tr>
+        <w:trPr>
+          <w:cantSplit w:val="0"/>
+          <w:trHeight w:val="591" w:hRule="atLeast"/>
+          <w:tblHeader w:val="0"/>
+        </w:trPr>
+        <w:tc>
+          <w:tcPr/>
+          <w:p>
+            <w:pPr>
+              <w:jc w:val="center"/>
+              <w:rPr>
+                <w:b w:val="1"/>
+                <w:bCs w:val="1"/>
+                <w:color w:val="ff0000"/>
+                <w:sz w:val="18"/>
+                <w:szCs w:val="18"/>
+              </w:rPr>
+            </w:pPr>
+            <w:r>
+              <w:rPr>
+                <w:rtl w:val="0"/>
+              </w:rPr>
+            </w:r>
+            <w:r>
+              <w:t>Realizar pruebas de certificación de productos y procesos, según buenas prácticas de la industria.</w:t>
+            </w:r>
+          </w:p>
+        </w:tc>
+        <w:tc>
+          <w:tcPr/>
+          <w:p>
+            <w:pPr>
+              <w:jc w:val="center"/>
+              <w:rPr>
+                <w:b w:val="1"/>
+                <w:bCs w:val="1"/>
+                <w:sz w:val="18"/>
+                <w:szCs w:val="18"/>
+              </w:rPr>
+            </w:pPr>
+            <w:r>
+              <w:rPr>
+                <w:rtl w:val="0"/>
+              </w:rPr>
+            </w:r>
+          </w:p>
+        </w:tc>
+        <w:tc>
+          <w:tcPr/>
+          <w:p>
+            <w:pPr>
+              <w:jc w:val="center"/>
+              <w:rPr>
+                <w:b w:val="1"/>
+                <w:bCs w:val="1"/>
+                <w:sz w:val="18"/>
+                <w:szCs w:val="18"/>
+              </w:rPr>
+            </w:pPr>
+            <w:r>
+              <w:rPr>
+                <w:rtl w:val="0"/>
+              </w:rPr>
+            </w:r>
+            <w:r>
+              <w:t>X</w:t>
+            </w:r>
+          </w:p>
+        </w:tc>
+        <w:tc>
+          <w:tcPr/>
+          <w:p>
+            <w:pPr>
+              <w:jc w:val="center"/>
+              <w:rPr>
+                <w:b w:val="1"/>
+                <w:bCs w:val="1"/>
+                <w:sz w:val="18"/>
+                <w:szCs w:val="18"/>
+              </w:rPr>
+            </w:pPr>
+            <w:r>
+              <w:rPr>
+                <w:rtl w:val="0"/>
+              </w:rPr>
+            </w:r>
+          </w:p>
+        </w:tc>
+        <w:tc>
+          <w:tcPr/>
+          <w:p>
+            <w:pPr>
+              <w:jc w:val="center"/>
+              <w:rPr>
+                <w:b w:val="1"/>
+                <w:bCs w:val="1"/>
+                <w:sz w:val="18"/>
+                <w:szCs w:val="18"/>
+              </w:rPr>
+            </w:pPr>
+            <w:r>
+              <w:rPr>
+                <w:rtl w:val="0"/>
+              </w:rPr>
+            </w:r>
+          </w:p>
+        </w:tc>
+        <w:tc>
+          <w:tcPr/>
+          <w:p>
+            <w:pPr>
+              <w:jc w:val="center"/>
+              <w:rPr>
+                <w:b w:val="1"/>
+                <w:bCs w:val="1"/>
+                <w:sz w:val="18"/>
+                <w:szCs w:val="18"/>
+              </w:rPr>
+            </w:pPr>
+            <w:r>
+              <w:rPr>
+                <w:rtl w:val="0"/>
+              </w:rPr>
+            </w:r>
+          </w:p>
+        </w:tc>
+        <w:tc>
+          <w:tcPr/>
+          <w:p>
+            <w:pPr>
+              <w:jc w:val="center"/>
+              <w:rPr>
+                <w:b w:val="1"/>
+                <w:bCs w:val="1"/>
+                <w:sz w:val="18"/>
+                <w:szCs w:val="18"/>
+              </w:rPr>
+            </w:pPr>
+            <w:r>
+              <w:rPr>
+                <w:rtl w:val="0"/>
+              </w:rPr>
+            </w:r>
+            <w:r>
+              <w:t>Realizo pruebas antes de lanzar actualizaciones o nuevas funciones, pero podría aplicar prácticas de testing más formales.</w:t>
+            </w:r>
+          </w:p>
+        </w:tc>
+      </w:tr>
+      <w:tr>
+        <w:trPr>
+          <w:cantSplit w:val="0"/>
+          <w:trHeight w:val="591" w:hRule="atLeast"/>
+          <w:tblHeader w:val="0"/>
+        </w:trPr>
+        <w:tc>
+          <w:tcPr/>
+          <w:p>
+            <w:pPr>
+              <w:jc w:val="center"/>
+              <w:rPr>
+                <w:b w:val="1"/>
+                <w:bCs w:val="1"/>
+                <w:color w:val="ff0000"/>
+                <w:sz w:val="18"/>
+                <w:szCs w:val="18"/>
+              </w:rPr>
+            </w:pPr>
+            <w:r>
+              <w:rPr>
+                <w:rtl w:val="0"/>
+              </w:rPr>
+            </w:r>
+            <w:r>
+              <w:t>Programar consultas o rutinas para manipular información de una base de datos.</w:t>
+            </w:r>
+          </w:p>
+        </w:tc>
+        <w:tc>
+          <w:tcPr/>
+          <w:p>
+            <w:pPr>
+              <w:jc w:val="center"/>
+              <w:rPr>
+                <w:b w:val="1"/>
+                <w:bCs w:val="1"/>
+                <w:sz w:val="18"/>
+                <w:szCs w:val="18"/>
+              </w:rPr>
+            </w:pPr>
+            <w:r>
+              <w:rPr>
+                <w:rtl w:val="0"/>
+              </w:rPr>
+            </w:r>
+            <w:r>
+              <w:t>X</w:t>
+            </w:r>
+          </w:p>
+        </w:tc>
+        <w:tc>
+          <w:tcPr/>
+          <w:p>
+            <w:pPr>
+              <w:jc w:val="center"/>
+              <w:rPr>
+                <w:b w:val="1"/>
+                <w:bCs w:val="1"/>
+                <w:sz w:val="18"/>
+                <w:szCs w:val="18"/>
+              </w:rPr>
+            </w:pPr>
+            <w:r>
+              <w:rPr>
+                <w:rtl w:val="0"/>
+              </w:rPr>
+            </w:r>
+          </w:p>
+        </w:tc>
+        <w:tc>
+          <w:tcPr/>
+          <w:p>
+            <w:pPr>
+              <w:jc w:val="center"/>
+              <w:rPr>
+                <w:b w:val="1"/>
+                <w:bCs w:val="1"/>
+                <w:sz w:val="18"/>
+                <w:szCs w:val="18"/>
+              </w:rPr>
+            </w:pPr>
+            <w:r>
+              <w:rPr>
+                <w:rtl w:val="0"/>
+              </w:rPr>
+            </w:r>
+          </w:p>
+        </w:tc>
+        <w:tc>
+          <w:tcPr/>
+          <w:p>
+            <w:pPr>
+              <w:jc w:val="center"/>
+              <w:rPr>
+                <w:b w:val="1"/>
+                <w:bCs w:val="1"/>
+                <w:sz w:val="18"/>
+                <w:szCs w:val="18"/>
+              </w:rPr>
+            </w:pPr>
+            <w:r>
+              <w:rPr>
+                <w:rtl w:val="0"/>
+              </w:rPr>
+            </w:r>
+          </w:p>
+        </w:tc>
+        <w:tc>
+          <w:tcPr/>
+          <w:p>
+            <w:pPr>
+              <w:jc w:val="center"/>
+              <w:rPr>
+                <w:b w:val="1"/>
+                <w:bCs w:val="1"/>
+                <w:sz w:val="18"/>
+                <w:szCs w:val="18"/>
+              </w:rPr>
+            </w:pPr>
+            <w:r>
+              <w:rPr>
+                <w:rtl w:val="0"/>
+              </w:rPr>
+            </w:r>
+          </w:p>
+        </w:tc>
+        <w:tc>
+          <w:tcPr/>
+          <w:p>
+            <w:pPr>
+              <w:jc w:val="center"/>
+              <w:rPr>
+                <w:b w:val="1"/>
+                <w:bCs w:val="1"/>
+                <w:sz w:val="18"/>
+                <w:szCs w:val="18"/>
+              </w:rPr>
+            </w:pPr>
+            <w:r>
+              <w:rPr>
+                <w:rtl w:val="0"/>
+              </w:rPr>
+            </w:r>
+            <w:r>
+              <w:t>Trabajo constantemente con consultas y rutinas de bases de datos en mis proyectos, es algo que domino muy bien.</w:t>
+            </w:r>
+          </w:p>
+        </w:tc>
+      </w:tr>
+      <w:tr>
+        <w:trPr>
+          <w:cantSplit w:val="0"/>
+          <w:trHeight w:val="591" w:hRule="atLeast"/>
+          <w:tblHeader w:val="0"/>
+        </w:trPr>
+        <w:tc>
+          <w:tcPr/>
+          <w:p>
+            <w:pPr>
+              <w:jc w:val="center"/>
+              <w:rPr>
+                <w:b w:val="1"/>
+                <w:bCs w:val="1"/>
+                <w:color w:val="ff0000"/>
+                <w:sz w:val="18"/>
+                <w:szCs w:val="18"/>
+              </w:rPr>
+            </w:pPr>
+            <w:r>
+              <w:rPr>
+                <w:rtl w:val="0"/>
+              </w:rPr>
+            </w:r>
+            <w:r>
+              <w:t>Comunicarse de forma oral y escrita usando el idioma inglés en situaciones socio-laborales.</w:t>
+            </w:r>
+          </w:p>
+        </w:tc>
+        <w:tc>
+          <w:tcPr/>
+          <w:p>
+            <w:pPr>
+              <w:jc w:val="center"/>
+              <w:rPr>
+                <w:b w:val="1"/>
+                <w:bCs w:val="1"/>
+                <w:sz w:val="18"/>
+                <w:szCs w:val="18"/>
+              </w:rPr>
+            </w:pPr>
+            <w:r>
+              <w:rPr>
+                <w:rtl w:val="0"/>
+              </w:rPr>
+            </w:r>
+          </w:p>
+        </w:tc>
+        <w:tc>
+          <w:tcPr/>
+          <w:p>
+            <w:pPr>
+              <w:jc w:val="center"/>
+              <w:rPr>
+                <w:b w:val="1"/>
+                <w:bCs w:val="1"/>
+                <w:sz w:val="18"/>
+                <w:szCs w:val="18"/>
+              </w:rPr>
+            </w:pPr>
+            <w:r>
+              <w:rPr>
+                <w:rtl w:val="0"/>
+              </w:rPr>
+            </w:r>
+            <w:r>
+              <w:t>X</w:t>
+            </w:r>
+          </w:p>
+        </w:tc>
+        <w:tc>
+          <w:tcPr/>
+          <w:p>
+            <w:pPr>
+              <w:jc w:val="center"/>
+              <w:rPr>
+                <w:b w:val="1"/>
+                <w:bCs w:val="1"/>
+                <w:sz w:val="18"/>
+                <w:szCs w:val="18"/>
+              </w:rPr>
+            </w:pPr>
+            <w:r>
+              <w:rPr>
+                <w:rtl w:val="0"/>
+              </w:rPr>
+            </w:r>
+          </w:p>
+        </w:tc>
+        <w:tc>
+          <w:tcPr/>
+          <w:p>
+            <w:pPr>
+              <w:jc w:val="center"/>
+              <w:rPr>
+                <w:b w:val="1"/>
+                <w:bCs w:val="1"/>
+                <w:sz w:val="18"/>
+                <w:szCs w:val="18"/>
+              </w:rPr>
+            </w:pPr>
+            <w:r>
+              <w:rPr>
+                <w:rtl w:val="0"/>
+              </w:rPr>
+            </w:r>
+          </w:p>
+        </w:tc>
+        <w:tc>
+          <w:tcPr/>
+          <w:p>
+            <w:pPr>
+              <w:jc w:val="center"/>
+              <w:rPr>
+                <w:b w:val="1"/>
+                <w:bCs w:val="1"/>
+                <w:sz w:val="18"/>
+                <w:szCs w:val="18"/>
+              </w:rPr>
+            </w:pPr>
+            <w:r>
+              <w:rPr>
+                <w:rtl w:val="0"/>
+              </w:rPr>
+            </w:r>
+          </w:p>
+        </w:tc>
+        <w:tc>
+          <w:tcPr/>
+          <w:p>
+            <w:pPr>
+              <w:jc w:val="center"/>
+              <w:rPr>
+                <w:b w:val="1"/>
+                <w:bCs w:val="1"/>
+                <w:sz w:val="18"/>
+                <w:szCs w:val="18"/>
+              </w:rPr>
+            </w:pPr>
+            <w:r>
+              <w:rPr>
+                <w:rtl w:val="0"/>
+              </w:rPr>
+            </w:r>
+            <w:r>
+              <w:t>Puedo leer y entender documentación técnica en inglés sin problema, pero necesito reforzar la comunicación oral.</w:t>
             </w:r>
           </w:p>
         </w:tc>
